--- a/manuscript/supplement_WORKFORCE_CLIFF.docx
+++ b/manuscript/supplement_WORKFORCE_CLIFF.docx
@@ -6841,7 +6841,13 @@
         <w:t xml:space="preserve"> </w:t>
       </w:r>
       <w:r>
-        <w:t xml:space="preserve">The active-workforce baseline (1,052 Gynecologic Oncology; 1,027</w:t>
+        <w:t xml:space="preserve">The active-workforce baseline (1,052 Gynecologic Oncology;</w:t>
+      </w:r>
+      <w:r>
+        <w:t xml:space="preserve"> </w:t>
+      </w:r>
+      <w:r>
+        <w:t xml:space="preserve">1,027</w:t>
       </w:r>
       <w:r>
         <w:t xml:space="preserve"> </w:t>
@@ -7599,7 +7605,13 @@
         <w:t xml:space="preserve"> </w:t>
       </w:r>
       <w:r>
-        <w:t xml:space="preserve">(Gynecologic Oncology 7.35, URPS 5.83). The static single-year rate is shown alongside</w:t>
+        <w:t xml:space="preserve">(Gynecologic Oncology 7.11,</w:t>
+      </w:r>
+      <w:r>
+        <w:t xml:space="preserve"> </w:t>
+      </w:r>
+      <w:r>
+        <w:t xml:space="preserve">URPS 5.38). The static single-year rate is shown alongside</w:t>
       </w:r>
       <w:r>
         <w:t xml:space="preserve"> </w:t>
@@ -7962,31 +7974,31 @@
               <w:jc w:val="left"/>
             </w:pPr>
             <w:r>
-              <w:t xml:space="preserve">0.78</w:t>
-            </w:r>
-          </w:p>
-        </w:tc>
-        <w:tc>
-          <w:tcPr/>
-          <w:p>
-            <w:pPr>
-              <w:pStyle w:val="Compact"/>
-              <w:jc w:val="left"/>
-            </w:pPr>
-            <w:r>
-              <w:t xml:space="preserve">45.6</w:t>
-            </w:r>
-          </w:p>
-        </w:tc>
-        <w:tc>
-          <w:tcPr/>
-          <w:p>
-            <w:pPr>
-              <w:pStyle w:val="Compact"/>
-              <w:jc w:val="left"/>
-            </w:pPr>
-            <w:r>
-              <w:t xml:space="preserve">0.88</w:t>
+              <w:t xml:space="preserve">0.80</w:t>
+            </w:r>
+          </w:p>
+        </w:tc>
+        <w:tc>
+          <w:tcPr/>
+          <w:p>
+            <w:pPr>
+              <w:pStyle w:val="Compact"/>
+              <w:jc w:val="left"/>
+            </w:pPr>
+            <w:r>
+              <w:t xml:space="preserve">47.5</w:t>
+            </w:r>
+          </w:p>
+        </w:tc>
+        <w:tc>
+          <w:tcPr/>
+          <w:p>
+            <w:pPr>
+              <w:pStyle w:val="Compact"/>
+              <w:jc w:val="left"/>
+            </w:pPr>
+            <w:r>
+              <w:t xml:space="preserve">0.91</w:t>
             </w:r>
           </w:p>
         </w:tc>
@@ -8010,19 +8022,19 @@
               <w:jc w:val="left"/>
             </w:pPr>
             <w:r>
-              <w:t xml:space="preserve">5.61</w:t>
-            </w:r>
-          </w:p>
-        </w:tc>
-        <w:tc>
-          <w:tcPr/>
-          <w:p>
-            <w:pPr>
-              <w:pStyle w:val="Compact"/>
-              <w:jc w:val="left"/>
-            </w:pPr>
-            <w:r>
-              <w:t xml:space="preserve">1505</w:t>
+              <w:t xml:space="preserve">5.38</w:t>
+            </w:r>
+          </w:p>
+        </w:tc>
+        <w:tc>
+          <w:tcPr/>
+          <w:p>
+            <w:pPr>
+              <w:pStyle w:val="Compact"/>
+              <w:jc w:val="left"/>
+            </w:pPr>
+            <w:r>
+              <w:t xml:space="preserve">1514</w:t>
             </w:r>
           </w:p>
         </w:tc>
@@ -8206,31 +8218,31 @@
               <w:jc w:val="left"/>
             </w:pPr>
             <w:r>
-              <w:t xml:space="preserve">1.03</w:t>
-            </w:r>
-          </w:p>
-        </w:tc>
-        <w:tc>
-          <w:tcPr/>
-          <w:p>
-            <w:pPr>
-              <w:pStyle w:val="Compact"/>
-              <w:jc w:val="left"/>
-            </w:pPr>
-            <w:r>
-              <w:t xml:space="preserve">59.5</w:t>
-            </w:r>
-          </w:p>
-        </w:tc>
-        <w:tc>
-          <w:tcPr/>
-          <w:p>
-            <w:pPr>
-              <w:pStyle w:val="Compact"/>
-              <w:jc w:val="left"/>
-            </w:pPr>
-            <w:r>
-              <w:t xml:space="preserve">1.15</w:t>
+              <w:t xml:space="preserve">1.05</w:t>
+            </w:r>
+          </w:p>
+        </w:tc>
+        <w:tc>
+          <w:tcPr/>
+          <w:p>
+            <w:pPr>
+              <w:pStyle w:val="Compact"/>
+              <w:jc w:val="left"/>
+            </w:pPr>
+            <w:r>
+              <w:t xml:space="preserve">61.9</w:t>
+            </w:r>
+          </w:p>
+        </w:tc>
+        <w:tc>
+          <w:tcPr/>
+          <w:p>
+            <w:pPr>
+              <w:pStyle w:val="Compact"/>
+              <w:jc w:val="left"/>
+            </w:pPr>
+            <w:r>
+              <w:t xml:space="preserve">1.18</w:t>
             </w:r>
           </w:p>
         </w:tc>
@@ -8254,19 +8266,19 @@
               <w:jc w:val="left"/>
             </w:pPr>
             <w:r>
-              <w:t xml:space="preserve">4.31</w:t>
-            </w:r>
-          </w:p>
-        </w:tc>
-        <w:tc>
-          <w:tcPr/>
-          <w:p>
-            <w:pPr>
-              <w:pStyle w:val="Compact"/>
-              <w:jc w:val="left"/>
-            </w:pPr>
-            <w:r>
-              <w:t xml:space="preserve">1492</w:t>
+              <w:t xml:space="preserve">4.14</w:t>
+            </w:r>
+          </w:p>
+        </w:tc>
+        <w:tc>
+          <w:tcPr/>
+          <w:p>
+            <w:pPr>
+              <w:pStyle w:val="Compact"/>
+              <w:jc w:val="left"/>
+            </w:pPr>
+            <w:r>
+              <w:t xml:space="preserve">1500</w:t>
             </w:r>
           </w:p>
         </w:tc>
@@ -8498,19 +8510,19 @@
               <w:jc w:val="left"/>
             </w:pPr>
             <w:r>
-              <w:t xml:space="preserve">6.36</w:t>
-            </w:r>
-          </w:p>
-        </w:tc>
-        <w:tc>
-          <w:tcPr/>
-          <w:p>
-            <w:pPr>
-              <w:pStyle w:val="Compact"/>
-              <w:jc w:val="left"/>
-            </w:pPr>
-            <w:r>
-              <w:t xml:space="preserve">1247</w:t>
+              <w:t xml:space="preserve">6.37</w:t>
+            </w:r>
+          </w:p>
+        </w:tc>
+        <w:tc>
+          <w:tcPr/>
+          <w:p>
+            <w:pPr>
+              <w:pStyle w:val="Compact"/>
+              <w:jc w:val="left"/>
+            </w:pPr>
+            <w:r>
+              <w:t xml:space="preserve">1243</w:t>
             </w:r>
           </w:p>
         </w:tc>
@@ -8694,31 +8706,31 @@
               <w:jc w:val="left"/>
             </w:pPr>
             <w:r>
-              <w:t xml:space="preserve">0.69</w:t>
-            </w:r>
-          </w:p>
-        </w:tc>
-        <w:tc>
-          <w:tcPr/>
-          <w:p>
-            <w:pPr>
-              <w:pStyle w:val="Compact"/>
-              <w:jc w:val="left"/>
-            </w:pPr>
-            <w:r>
-              <w:t xml:space="preserve">42.6</w:t>
-            </w:r>
-          </w:p>
-        </w:tc>
-        <w:tc>
-          <w:tcPr/>
-          <w:p>
-            <w:pPr>
-              <w:pStyle w:val="Compact"/>
-              <w:jc w:val="left"/>
-            </w:pPr>
-            <w:r>
-              <w:t xml:space="preserve">0.82</w:t>
+              <w:t xml:space="preserve">0.71</w:t>
+            </w:r>
+          </w:p>
+        </w:tc>
+        <w:tc>
+          <w:tcPr/>
+          <w:p>
+            <w:pPr>
+              <w:pStyle w:val="Compact"/>
+              <w:jc w:val="left"/>
+            </w:pPr>
+            <w:r>
+              <w:t xml:space="preserve">44.5</w:t>
+            </w:r>
+          </w:p>
+        </w:tc>
+        <w:tc>
+          <w:tcPr/>
+          <w:p>
+            <w:pPr>
+              <w:pStyle w:val="Compact"/>
+              <w:jc w:val="left"/>
+            </w:pPr>
+            <w:r>
+              <w:t xml:space="preserve">0.85</w:t>
             </w:r>
           </w:p>
         </w:tc>
@@ -8742,19 +8754,19 @@
               <w:jc w:val="left"/>
             </w:pPr>
             <w:r>
-              <w:t xml:space="preserve">6.01</w:t>
-            </w:r>
-          </w:p>
-        </w:tc>
-        <w:tc>
-          <w:tcPr/>
-          <w:p>
-            <w:pPr>
-              <w:pStyle w:val="Compact"/>
-              <w:jc w:val="left"/>
-            </w:pPr>
-            <w:r>
-              <w:t xml:space="preserve">1508</w:t>
+              <w:t xml:space="preserve">5.75</w:t>
+            </w:r>
+          </w:p>
+        </w:tc>
+        <w:tc>
+          <w:tcPr/>
+          <w:p>
+            <w:pPr>
+              <w:pStyle w:val="Compact"/>
+              <w:jc w:val="left"/>
+            </w:pPr>
+            <w:r>
+              <w:t xml:space="preserve">1518</w:t>
             </w:r>
           </w:p>
         </w:tc>
@@ -8938,31 +8950,31 @@
               <w:jc w:val="left"/>
             </w:pPr>
             <w:r>
-              <w:t xml:space="preserve">1.18</w:t>
-            </w:r>
-          </w:p>
-        </w:tc>
-        <w:tc>
-          <w:tcPr/>
-          <w:p>
-            <w:pPr>
-              <w:pStyle w:val="Compact"/>
-              <w:jc w:val="left"/>
-            </w:pPr>
-            <w:r>
-              <w:t xml:space="preserve">69.3</w:t>
-            </w:r>
-          </w:p>
-        </w:tc>
-        <w:tc>
-          <w:tcPr/>
-          <w:p>
-            <w:pPr>
-              <w:pStyle w:val="Compact"/>
-              <w:jc w:val="left"/>
-            </w:pPr>
-            <w:r>
-              <w:t xml:space="preserve">1.34</w:t>
+              <w:t xml:space="preserve">1.20</w:t>
+            </w:r>
+          </w:p>
+        </w:tc>
+        <w:tc>
+          <w:tcPr/>
+          <w:p>
+            <w:pPr>
+              <w:pStyle w:val="Compact"/>
+              <w:jc w:val="left"/>
+            </w:pPr>
+            <w:r>
+              <w:t xml:space="preserve">71.8</w:t>
+            </w:r>
+          </w:p>
+        </w:tc>
+        <w:tc>
+          <w:tcPr/>
+          <w:p>
+            <w:pPr>
+              <w:pStyle w:val="Compact"/>
+              <w:jc w:val="left"/>
+            </w:pPr>
+            <w:r>
+              <w:t xml:space="preserve">1.37</w:t>
             </w:r>
           </w:p>
         </w:tc>
@@ -8986,19 +8998,19 @@
               <w:jc w:val="left"/>
             </w:pPr>
             <w:r>
-              <w:t xml:space="preserve">3.69</w:t>
-            </w:r>
-          </w:p>
-        </w:tc>
-        <w:tc>
-          <w:tcPr/>
-          <w:p>
-            <w:pPr>
-              <w:pStyle w:val="Compact"/>
-              <w:jc w:val="left"/>
-            </w:pPr>
-            <w:r>
-              <w:t xml:space="preserve">1482</w:t>
+              <w:t xml:space="preserve">3.57</w:t>
+            </w:r>
+          </w:p>
+        </w:tc>
+        <w:tc>
+          <w:tcPr/>
+          <w:p>
+            <w:pPr>
+              <w:pStyle w:val="Compact"/>
+              <w:jc w:val="left"/>
+            </w:pPr>
+            <w:r>
+              <w:t xml:space="preserve">1490</w:t>
             </w:r>
           </w:p>
         </w:tc>
@@ -9632,31 +9644,31 @@
               <w:jc w:val="left"/>
             </w:pPr>
             <w:r>
-              <w:t xml:space="preserve">0.88</w:t>
-            </w:r>
-          </w:p>
-        </w:tc>
-        <w:tc>
-          <w:tcPr/>
-          <w:p>
-            <w:pPr>
-              <w:pStyle w:val="Compact"/>
-              <w:jc w:val="left"/>
-            </w:pPr>
-            <w:r>
-              <w:t xml:space="preserve">11.4</w:t>
-            </w:r>
-          </w:p>
-        </w:tc>
-        <w:tc>
-          <w:tcPr/>
-          <w:p>
-            <w:pPr>
-              <w:pStyle w:val="Compact"/>
-              <w:jc w:val="left"/>
-            </w:pPr>
-            <w:r>
-              <w:t xml:space="preserve">5.61</w:t>
+              <w:t xml:space="preserve">0.91</w:t>
+            </w:r>
+          </w:p>
+        </w:tc>
+        <w:tc>
+          <w:tcPr/>
+          <w:p>
+            <w:pPr>
+              <w:pStyle w:val="Compact"/>
+              <w:jc w:val="left"/>
+            </w:pPr>
+            <w:r>
+              <w:t xml:space="preserve">11.9</w:t>
+            </w:r>
+          </w:p>
+        </w:tc>
+        <w:tc>
+          <w:tcPr/>
+          <w:p>
+            <w:pPr>
+              <w:pStyle w:val="Compact"/>
+              <w:jc w:val="left"/>
+            </w:pPr>
+            <w:r>
+              <w:t xml:space="preserve">5.38</w:t>
             </w:r>
           </w:p>
         </w:tc>
@@ -9756,31 +9768,31 @@
               <w:jc w:val="left"/>
             </w:pPr>
             <w:r>
-              <w:t xml:space="preserve">0.99</w:t>
-            </w:r>
-          </w:p>
-        </w:tc>
-        <w:tc>
-          <w:tcPr/>
-          <w:p>
-            <w:pPr>
-              <w:pStyle w:val="Compact"/>
-              <w:jc w:val="left"/>
-            </w:pPr>
-            <w:r>
-              <w:t xml:space="preserve">12.8</w:t>
-            </w:r>
-          </w:p>
-        </w:tc>
-        <w:tc>
-          <w:tcPr/>
-          <w:p>
-            <w:pPr>
-              <w:pStyle w:val="Compact"/>
-              <w:jc w:val="left"/>
-            </w:pPr>
-            <w:r>
-              <w:t xml:space="preserve">5.00</w:t>
+              <w:t xml:space="preserve">1.02</w:t>
+            </w:r>
+          </w:p>
+        </w:tc>
+        <w:tc>
+          <w:tcPr/>
+          <w:p>
+            <w:pPr>
+              <w:pStyle w:val="Compact"/>
+              <w:jc w:val="left"/>
+            </w:pPr>
+            <w:r>
+              <w:t xml:space="preserve">13.4</w:t>
+            </w:r>
+          </w:p>
+        </w:tc>
+        <w:tc>
+          <w:tcPr/>
+          <w:p>
+            <w:pPr>
+              <w:pStyle w:val="Compact"/>
+              <w:jc w:val="left"/>
+            </w:pPr>
+            <w:r>
+              <w:t xml:space="preserve">4.79</w:t>
             </w:r>
           </w:p>
         </w:tc>
@@ -9880,31 +9892,31 @@
               <w:jc w:val="left"/>
             </w:pPr>
             <w:r>
-              <w:t xml:space="preserve">0.97</w:t>
-            </w:r>
-          </w:p>
-        </w:tc>
-        <w:tc>
-          <w:tcPr/>
-          <w:p>
-            <w:pPr>
-              <w:pStyle w:val="Compact"/>
-              <w:jc w:val="left"/>
-            </w:pPr>
-            <w:r>
-              <w:t xml:space="preserve">12.5</w:t>
-            </w:r>
-          </w:p>
-        </w:tc>
-        <w:tc>
-          <w:tcPr/>
-          <w:p>
-            <w:pPr>
-              <w:pStyle w:val="Compact"/>
-              <w:jc w:val="left"/>
-            </w:pPr>
-            <w:r>
-              <w:t xml:space="preserve">5.11</w:t>
+              <w:t xml:space="preserve">1.00</w:t>
+            </w:r>
+          </w:p>
+        </w:tc>
+        <w:tc>
+          <w:tcPr/>
+          <w:p>
+            <w:pPr>
+              <w:pStyle w:val="Compact"/>
+              <w:jc w:val="left"/>
+            </w:pPr>
+            <w:r>
+              <w:t xml:space="preserve">13.0</w:t>
+            </w:r>
+          </w:p>
+        </w:tc>
+        <w:tc>
+          <w:tcPr/>
+          <w:p>
+            <w:pPr>
+              <w:pStyle w:val="Compact"/>
+              <w:jc w:val="left"/>
+            </w:pPr>
+            <w:r>
+              <w:t xml:space="preserve">4.91</w:t>
             </w:r>
           </w:p>
         </w:tc>
@@ -10458,7 +10470,7 @@
           <w:i/>
           <w:iCs/>
         </w:rPr>
-        <w:t xml:space="preserve">identified roster (1,031 ABOG + 308 ABU), the 33 physicians whose subspecialty</w:t>
+        <w:t xml:space="preserve">identified roster (1,031 ABOG + 308 ABU),</w:t>
       </w:r>
       <w:r>
         <w:rPr>
@@ -10472,7 +10484,7 @@
           <w:i/>
           <w:iCs/>
         </w:rPr>
-        <w:t xml:space="preserve">certification postdates 2023 are excluded, leaving 1,027 + 279 = 1,306 active in 2023.</w:t>
+        <w:t xml:space="preserve">the 33 physicians whose subspecialty</w:t>
       </w:r>
       <w:r>
         <w:rPr>
@@ -10486,7 +10498,7 @@
           <w:i/>
           <w:iCs/>
         </w:rPr>
-        <w:t xml:space="preserve">Age is reconstructed from the URPS subspecialty certification year where available</w:t>
+        <w:t xml:space="preserve">certification postdates 2023 are excluded, leaving 1,027 +</w:t>
       </w:r>
       <w:r>
         <w:rPr>
@@ -10500,7 +10512,7 @@
           <w:i/>
           <w:iCs/>
         </w:rPr>
-        <w:t xml:space="preserve">(981 ABOG physicians via the ABOG sub-certification start date) and otherwise from a</w:t>
+        <w:t xml:space="preserve">279 = 1,306 active in 2023.</w:t>
       </w:r>
       <w:r>
         <w:rPr>
@@ -10514,7 +10526,49 @@
           <w:i/>
           <w:iCs/>
         </w:rPr>
-        <w:t xml:space="preserve">fellowship-timing proxy (46 ABOG via primary certification + 3 years; all 279 ABU via</w:t>
+        <w:t xml:space="preserve">Age is reconstructed from the URPS subspecialty certification year where available</w:t>
+      </w:r>
+      <w:r>
+        <w:rPr>
+          <w:i/>
+          <w:iCs/>
+        </w:rPr>
+        <w:t xml:space="preserve"> </w:t>
+      </w:r>
+      <w:r>
+        <w:rPr>
+          <w:i/>
+          <w:iCs/>
+        </w:rPr>
+        <w:t xml:space="preserve">(981 ABOG physicians via the ABOG sub-certification start date) and otherwise from a</w:t>
+      </w:r>
+      <w:r>
+        <w:rPr>
+          <w:i/>
+          <w:iCs/>
+        </w:rPr>
+        <w:t xml:space="preserve"> </w:t>
+      </w:r>
+      <w:r>
+        <w:rPr>
+          <w:i/>
+          <w:iCs/>
+        </w:rPr>
+        <w:t xml:space="preserve">fellowship-timing proxy (46 ABOG via primary certification + 3 years; all</w:t>
+      </w:r>
+      <w:r>
+        <w:rPr>
+          <w:i/>
+          <w:iCs/>
+        </w:rPr>
+        <w:t xml:space="preserve"> </w:t>
+      </w:r>
+      <w:r>
+        <w:rPr>
+          <w:i/>
+          <w:iCs/>
+        </w:rPr>
+        <w:t xml:space="preserve">279 ABU via</w:t>
       </w:r>
       <w:r>
         <w:rPr>
@@ -13669,7 +13723,7 @@
               <w:jc w:val="left"/>
             </w:pPr>
             <w:r>
-              <w:t xml:space="preserve">4.57</w:t>
+              <w:t xml:space="preserve">4.58</w:t>
             </w:r>
           </w:p>
         </w:tc>
@@ -14134,43 +14188,43 @@
               <w:jc w:val="left"/>
             </w:pPr>
             <w:r>
-              <w:t xml:space="preserve">5.61</w:t>
-            </w:r>
-          </w:p>
-        </w:tc>
-        <w:tc>
-          <w:tcPr/>
-          <w:p>
-            <w:pPr>
-              <w:pStyle w:val="Compact"/>
-              <w:jc w:val="left"/>
-            </w:pPr>
-            <w:r>
-              <w:t xml:space="preserve">4.9% (5.6x empirical)</w:t>
-            </w:r>
-          </w:p>
-        </w:tc>
-        <w:tc>
-          <w:tcPr/>
-          <w:p>
-            <w:pPr>
-              <w:pStyle w:val="Compact"/>
-              <w:jc w:val="left"/>
-            </w:pPr>
-            <w:r>
-              <w:t xml:space="preserve">-82% (to 11/yr)</w:t>
-            </w:r>
-          </w:p>
-        </w:tc>
-        <w:tc>
-          <w:tcPr/>
-          <w:p>
-            <w:pPr>
-              <w:pStyle w:val="Compact"/>
-              <w:jc w:val="left"/>
-            </w:pPr>
-            <w:r>
-              <w:t xml:space="preserve">0.18</w:t>
+              <w:t xml:space="preserve">5.38</w:t>
+            </w:r>
+          </w:p>
+        </w:tc>
+        <w:tc>
+          <w:tcPr/>
+          <w:p>
+            <w:pPr>
+              <w:pStyle w:val="Compact"/>
+              <w:jc w:val="left"/>
+            </w:pPr>
+            <w:r>
+              <w:t xml:space="preserve">4.9% (5.4x empirical)</w:t>
+            </w:r>
+          </w:p>
+        </w:tc>
+        <w:tc>
+          <w:tcPr/>
+          <w:p>
+            <w:pPr>
+              <w:pStyle w:val="Compact"/>
+              <w:jc w:val="left"/>
+            </w:pPr>
+            <w:r>
+              <w:t xml:space="preserve">-81% (to 12/yr)</w:t>
+            </w:r>
+          </w:p>
+        </w:tc>
+        <w:tc>
+          <w:tcPr/>
+          <w:p>
+            <w:pPr>
+              <w:pStyle w:val="Compact"/>
+              <w:jc w:val="left"/>
+            </w:pPr>
+            <w:r>
+              <w:t xml:space="preserve">0.19</w:t>
             </w:r>
           </w:p>
         </w:tc>
@@ -14247,7 +14301,7 @@
           <w:i/>
           <w:iCs/>
         </w:rPr>
-        <w:t xml:space="preserve">No single parameter reaches replacement at a plausible value: the departure rate would have to rise to 4.9% to 7.8% per year (5.6 to 11.1 times the empirical rate, versus the 1.5% to 1.7% national all-surgeon benchmark), graduate output would have to fall 82% to 91%, or new graduates would have to work at 9% to 18% of incumbent clinical effort. Only a compound worst-case, the departure rate tripled and graduate output reduced 30% and the entrant effort multiplier at 0.65 simultaneously, pushes Gynecologic Oncology (1.08) and URPS (0.85) below replacement; the exploratory MIGS cohort remains above (1.68). URPS, with the lowest ratio, is the most sensitive of the two board-certified subspecialties.</w:t>
+        <w:t xml:space="preserve">No single parameter reaches replacement at a plausible value: the departure rate would have to rise to 4.9% to 7.8% per year (5.4 to 11.1 times the empirical rate, versus the 1.5% to 1.7% national all-surgeon benchmark), graduate output would have to fall 81% to 91%, or new graduates would have to work at 9% to 19% of incumbent clinical effort. Only a compound worst-case, the departure rate tripled and graduate output reduced 30% and the entrant effort multiplier at 0.65 simultaneously, pushes Gynecologic Oncology (1.08) and URPS (0.82) below replacement; the exploratory MIGS cohort remains above (1.68). URPS, with the lowest ratio, is the most sensitive of the two board-certified subspecialties.</w:t>
       </w:r>
     </w:p>
     <w:bookmarkEnd w:id="30"/>
@@ -14460,7 +14514,19 @@
         <w:t xml:space="preserve"> </w:t>
       </w:r>
       <w:r>
-        <w:t xml:space="preserve">would be correspondingly lower (e.g., 613/1,306 = 47% rather than 613/1,027 = 60%).</w:t>
+        <w:t xml:space="preserve">would be correspondingly lower (e.g., 613/1,306 =</w:t>
+      </w:r>
+      <w:r>
+        <w:t xml:space="preserve"> </w:t>
+      </w:r>
+      <w:r>
+        <w:t xml:space="preserve">47% rather than</w:t>
+      </w:r>
+      <w:r>
+        <w:t xml:space="preserve"> </w:t>
+      </w:r>
+      <w:r>
+        <w:t xml:space="preserve">613/1,027 = 60%).</w:t>
       </w:r>
     </w:p>
     <w:p>
@@ -18172,31 +18238,31 @@
               <w:jc w:val="left"/>
             </w:pPr>
             <w:r>
-              <w:t xml:space="preserve">0.88</w:t>
-            </w:r>
-          </w:p>
-        </w:tc>
-        <w:tc>
-          <w:tcPr/>
-          <w:p>
-            <w:pPr>
-              <w:pStyle w:val="Compact"/>
-              <w:jc w:val="left"/>
-            </w:pPr>
-            <w:r>
-              <w:t xml:space="preserve">11.4</w:t>
-            </w:r>
-          </w:p>
-        </w:tc>
-        <w:tc>
-          <w:tcPr/>
-          <w:p>
-            <w:pPr>
-              <w:pStyle w:val="Compact"/>
-              <w:jc w:val="left"/>
-            </w:pPr>
-            <w:r>
-              <w:t xml:space="preserve">5.61</w:t>
+              <w:t xml:space="preserve">0.91</w:t>
+            </w:r>
+          </w:p>
+        </w:tc>
+        <w:tc>
+          <w:tcPr/>
+          <w:p>
+            <w:pPr>
+              <w:pStyle w:val="Compact"/>
+              <w:jc w:val="left"/>
+            </w:pPr>
+            <w:r>
+              <w:t xml:space="preserve">11.9</w:t>
+            </w:r>
+          </w:p>
+        </w:tc>
+        <w:tc>
+          <w:tcPr/>
+          <w:p>
+            <w:pPr>
+              <w:pStyle w:val="Compact"/>
+              <w:jc w:val="left"/>
+            </w:pPr>
+            <w:r>
+              <w:t xml:space="preserve">5.38</w:t>
             </w:r>
           </w:p>
         </w:tc>
@@ -18296,31 +18362,31 @@
               <w:jc w:val="left"/>
             </w:pPr>
             <w:r>
-              <w:t xml:space="preserve">1.15</w:t>
-            </w:r>
-          </w:p>
-        </w:tc>
-        <w:tc>
-          <w:tcPr/>
-          <w:p>
-            <w:pPr>
-              <w:pStyle w:val="Compact"/>
-              <w:jc w:val="left"/>
-            </w:pPr>
-            <w:r>
-              <w:t xml:space="preserve">14.8</w:t>
-            </w:r>
-          </w:p>
-        </w:tc>
-        <w:tc>
-          <w:tcPr/>
-          <w:p>
-            <w:pPr>
-              <w:pStyle w:val="Compact"/>
-              <w:jc w:val="left"/>
-            </w:pPr>
-            <w:r>
-              <w:t xml:space="preserve">4.31</w:t>
+              <w:t xml:space="preserve">1.18</w:t>
+            </w:r>
+          </w:p>
+        </w:tc>
+        <w:tc>
+          <w:tcPr/>
+          <w:p>
+            <w:pPr>
+              <w:pStyle w:val="Compact"/>
+              <w:jc w:val="left"/>
+            </w:pPr>
+            <w:r>
+              <w:t xml:space="preserve">15.5</w:t>
+            </w:r>
+          </w:p>
+        </w:tc>
+        <w:tc>
+          <w:tcPr/>
+          <w:p>
+            <w:pPr>
+              <w:pStyle w:val="Compact"/>
+              <w:jc w:val="left"/>
+            </w:pPr>
+            <w:r>
+              <w:t xml:space="preserve">4.14</w:t>
             </w:r>
           </w:p>
         </w:tc>
@@ -21855,7 +21921,7 @@
               <w:jc w:val="right"/>
             </w:pPr>
             <w:r>
-              <w:t xml:space="preserve">908</w:t>
+              <w:t xml:space="preserve">904</w:t>
             </w:r>
           </w:p>
         </w:tc>
@@ -21903,43 +21969,43 @@
               <w:jc w:val="right"/>
             </w:pPr>
             <w:r>
-              <w:t xml:space="preserve">264</w:t>
-            </w:r>
-          </w:p>
-        </w:tc>
-        <w:tc>
-          <w:tcPr/>
-          <w:p>
-            <w:pPr>
-              <w:pStyle w:val="Compact"/>
-              <w:jc w:val="left"/>
-            </w:pPr>
-            <w:r>
-              <w:t xml:space="preserve">1,295</w:t>
-            </w:r>
-          </w:p>
-        </w:tc>
-        <w:tc>
-          <w:tcPr/>
-          <w:p>
-            <w:pPr>
-              <w:pStyle w:val="Compact"/>
-              <w:jc w:val="left"/>
-            </w:pPr>
-            <w:r>
-              <w:t xml:space="preserve">5.61</w:t>
-            </w:r>
-          </w:p>
-        </w:tc>
-        <w:tc>
-          <w:tcPr/>
-          <w:p>
-            <w:pPr>
-              <w:pStyle w:val="Compact"/>
-              <w:jc w:val="left"/>
-            </w:pPr>
-            <w:r>
-              <w:t xml:space="preserve">5.73</w:t>
+              <w:t xml:space="preserve">279</w:t>
+            </w:r>
+          </w:p>
+        </w:tc>
+        <w:tc>
+          <w:tcPr/>
+          <w:p>
+            <w:pPr>
+              <w:pStyle w:val="Compact"/>
+              <w:jc w:val="left"/>
+            </w:pPr>
+            <w:r>
+              <w:t xml:space="preserve">1,306</w:t>
+            </w:r>
+          </w:p>
+        </w:tc>
+        <w:tc>
+          <w:tcPr/>
+          <w:p>
+            <w:pPr>
+              <w:pStyle w:val="Compact"/>
+              <w:jc w:val="left"/>
+            </w:pPr>
+            <w:r>
+              <w:t xml:space="preserve">5.38</w:t>
+            </w:r>
+          </w:p>
+        </w:tc>
+        <w:tc>
+          <w:tcPr/>
+          <w:p>
+            <w:pPr>
+              <w:pStyle w:val="Compact"/>
+              <w:jc w:val="left"/>
+            </w:pPr>
+            <w:r>
+              <w:t xml:space="preserve">5.50</w:t>
             </w:r>
           </w:p>
         </w:tc>
@@ -23346,7 +23412,7 @@
               <w:jc w:val="left"/>
             </w:pPr>
             <w:r>
-              <w:t xml:space="preserve">Sparse per-band events make unpooled hazards unstable; hierarchical partial pooling borrows strength (unpooled 4.83 [2.79-6.1] vs pooled 5.61 [4.07-6.71]).</w:t>
+              <w:t xml:space="preserve">Sparse per-band events make unpooled hazards unstable; hierarchical partial pooling borrows strength (unpooled 4.63 [2.67-5.87] vs pooled 5.38 [3.89-6.46]).</w:t>
             </w:r>
           </w:p>
         </w:tc>

--- a/manuscript/supplement_WORKFORCE_CLIFF.docx
+++ b/manuscript/supplement_WORKFORCE_CLIFF.docx
@@ -12806,19 +12806,19 @@
               <w:jc w:val="left"/>
             </w:pPr>
             <w:r>
+              <w:t xml:space="preserve">5.27</w:t>
+            </w:r>
+          </w:p>
+        </w:tc>
+        <w:tc>
+          <w:tcPr/>
+          <w:p>
+            <w:pPr>
+              <w:pStyle w:val="Compact"/>
+              <w:jc w:val="left"/>
+            </w:pPr>
+            <w:r>
               <w:t xml:space="preserve">5.26</w:t>
-            </w:r>
-          </w:p>
-        </w:tc>
-        <w:tc>
-          <w:tcPr/>
-          <w:p>
-            <w:pPr>
-              <w:pStyle w:val="Compact"/>
-              <w:jc w:val="left"/>
-            </w:pPr>
-            <w:r>
-              <w:t xml:space="preserve">5.25</w:t>
             </w:r>
           </w:p>
         </w:tc>

--- a/manuscript/supplement_WORKFORCE_CLIFF.docx
+++ b/manuscript/supplement_WORKFORCE_CLIFF.docx
@@ -15423,7 +15423,7 @@
               <w:jc w:val="left"/>
             </w:pPr>
             <w:r>
-              <w:t xml:space="preserve">26.4</w:t>
+              <w:t xml:space="preserve">35.2</w:t>
             </w:r>
           </w:p>
         </w:tc>
@@ -15447,7 +15447,7 @@
               <w:jc w:val="left"/>
             </w:pPr>
             <w:r>
-              <w:t xml:space="preserve">1.22</w:t>
+              <w:t xml:space="preserve">1.63</w:t>
             </w:r>
           </w:p>
         </w:tc>
@@ -15471,7 +15471,7 @@
               <w:jc w:val="left"/>
             </w:pPr>
             <w:r>
-              <w:t xml:space="preserve">2.10</w:t>
+              <w:t xml:space="preserve">2.80</w:t>
             </w:r>
           </w:p>
         </w:tc>
@@ -17743,31 +17743,31 @@
               <w:jc w:val="left"/>
             </w:pPr>
             <w:r>
-              <w:t xml:space="preserve">1,312</w:t>
-            </w:r>
-          </w:p>
-        </w:tc>
-        <w:tc>
-          <w:tcPr/>
-          <w:p>
-            <w:pPr>
-              <w:pStyle w:val="Compact"/>
-              <w:jc w:val="left"/>
-            </w:pPr>
-            <w:r>
-              <w:t xml:space="preserve">1,262</w:t>
-            </w:r>
-          </w:p>
-        </w:tc>
-        <w:tc>
-          <w:tcPr/>
-          <w:p>
-            <w:pPr>
-              <w:pStyle w:val="Compact"/>
-              <w:jc w:val="left"/>
-            </w:pPr>
-            <w:r>
-              <w:t xml:space="preserve">50 (19%)</w:t>
+              <w:t xml:space="preserve">1,310</w:t>
+            </w:r>
+          </w:p>
+        </w:tc>
+        <w:tc>
+          <w:tcPr/>
+          <w:p>
+            <w:pPr>
+              <w:pStyle w:val="Compact"/>
+              <w:jc w:val="left"/>
+            </w:pPr>
+            <w:r>
+              <w:t xml:space="preserve">1,259</w:t>
+            </w:r>
+          </w:p>
+        </w:tc>
+        <w:tc>
+          <w:tcPr/>
+          <w:p>
+            <w:pPr>
+              <w:pStyle w:val="Compact"/>
+              <w:jc w:val="left"/>
+            </w:pPr>
+            <w:r>
+              <w:t xml:space="preserve">51 (20%)</w:t>
             </w:r>
           </w:p>
         </w:tc>
@@ -17793,43 +17793,43 @@
               <w:jc w:val="left"/>
             </w:pPr>
             <w:r>
-              <w:t xml:space="preserve">1,339</w:t>
-            </w:r>
-          </w:p>
-        </w:tc>
-        <w:tc>
-          <w:tcPr/>
-          <w:p>
-            <w:pPr>
-              <w:pStyle w:val="Compact"/>
-              <w:jc w:val="left"/>
-            </w:pPr>
-            <w:r>
-              <w:t xml:space="preserve">1,544</w:t>
-            </w:r>
-          </w:p>
-        </w:tc>
-        <w:tc>
-          <w:tcPr/>
-          <w:p>
-            <w:pPr>
-              <w:pStyle w:val="Compact"/>
-              <w:jc w:val="left"/>
-            </w:pPr>
-            <w:r>
-              <w:t xml:space="preserve">1,466</w:t>
-            </w:r>
-          </w:p>
-        </w:tc>
-        <w:tc>
-          <w:tcPr/>
-          <w:p>
-            <w:pPr>
-              <w:pStyle w:val="Compact"/>
-              <w:jc w:val="left"/>
-            </w:pPr>
-            <w:r>
-              <w:t xml:space="preserve">78 (38%)</w:t>
+              <w:t xml:space="preserve">1,306</w:t>
+            </w:r>
+          </w:p>
+        </w:tc>
+        <w:tc>
+          <w:tcPr/>
+          <w:p>
+            <w:pPr>
+              <w:pStyle w:val="Compact"/>
+              <w:jc w:val="left"/>
+            </w:pPr>
+            <w:r>
+              <w:t xml:space="preserve">1,514</w:t>
+            </w:r>
+          </w:p>
+        </w:tc>
+        <w:tc>
+          <w:tcPr/>
+          <w:p>
+            <w:pPr>
+              <w:pStyle w:val="Compact"/>
+              <w:jc w:val="left"/>
+            </w:pPr>
+            <w:r>
+              <w:t xml:space="preserve">1,437</w:t>
+            </w:r>
+          </w:p>
+        </w:tc>
+        <w:tc>
+          <w:tcPr/>
+          <w:p>
+            <w:pPr>
+              <w:pStyle w:val="Compact"/>
+              <w:jc w:val="left"/>
+            </w:pPr>
+            <w:r>
+              <w:t xml:space="preserve">77 (37%)</w:t>
             </w:r>
           </w:p>
         </w:tc>
@@ -18845,7 +18845,7 @@
               <w:jc w:val="left"/>
             </w:pPr>
             <w:r>
-              <w:t xml:space="preserve">7.9</w:t>
+              <w:t xml:space="preserve">8.2</w:t>
             </w:r>
           </w:p>
         </w:tc>
@@ -18905,7 +18905,7 @@
               <w:jc w:val="left"/>
             </w:pPr>
             <w:r>
-              <w:t xml:space="preserve">1,483</w:t>
+              <w:t xml:space="preserve">1,479</w:t>
             </w:r>
           </w:p>
         </w:tc>
@@ -19189,19 +19189,19 @@
               <w:jc w:val="left"/>
             </w:pPr>
             <w:r>
-              <w:t xml:space="preserve">1,328</w:t>
-            </w:r>
-          </w:p>
-        </w:tc>
-        <w:tc>
-          <w:tcPr/>
-          <w:p>
-            <w:pPr>
-              <w:pStyle w:val="Compact"/>
-              <w:jc w:val="left"/>
-            </w:pPr>
-            <w:r>
-              <w:t xml:space="preserve">+22</w:t>
+              <w:t xml:space="preserve">1,306</w:t>
+            </w:r>
+          </w:p>
+        </w:tc>
+        <w:tc>
+          <w:tcPr/>
+          <w:p>
+            <w:pPr>
+              <w:pStyle w:val="Compact"/>
+              <w:jc w:val="left"/>
+            </w:pPr>
+            <w:r>
+              <w:t xml:space="preserve">+0</w:t>
             </w:r>
           </w:p>
         </w:tc>
@@ -19249,7 +19249,7 @@
               <w:jc w:val="left"/>
             </w:pPr>
             <w:r>
-              <w:t xml:space="preserve">1,537</w:t>
+              <w:t xml:space="preserve">1,514</w:t>
             </w:r>
           </w:p>
         </w:tc>

--- a/manuscript/supplement_WORKFORCE_CLIFF.docx
+++ b/manuscript/supplement_WORKFORCE_CLIFF.docx
@@ -15423,7 +15423,7 @@
               <w:jc w:val="left"/>
             </w:pPr>
             <w:r>
-              <w:t xml:space="preserve">35.2</w:t>
+              <w:t xml:space="preserve">26.4</w:t>
             </w:r>
           </w:p>
         </w:tc>
@@ -15447,7 +15447,7 @@
               <w:jc w:val="left"/>
             </w:pPr>
             <w:r>
-              <w:t xml:space="preserve">1.63</w:t>
+              <w:t xml:space="preserve">1.22</w:t>
             </w:r>
           </w:p>
         </w:tc>
@@ -15471,7 +15471,7 @@
               <w:jc w:val="left"/>
             </w:pPr>
             <w:r>
-              <w:t xml:space="preserve">2.80</w:t>
+              <w:t xml:space="preserve">2.10</w:t>
             </w:r>
           </w:p>
         </w:tc>
@@ -23450,7 +23450,7 @@
               <w:jc w:val="left"/>
             </w:pPr>
             <w:r>
-              <w:t xml:space="preserve">Classified deaths near zero in administrative signals (under-ascertainment); expected mortality (~7.8 URPS deaths/y) added to observed departures as a bound.</w:t>
+              <w:t xml:space="preserve">Classified deaths near zero in administrative signals (under-ascertainment); expected mortality (~8.2 URPS deaths/y) added to observed departures as a bound.</w:t>
             </w:r>
           </w:p>
         </w:tc>
